--- a/script/word-template.docx
+++ b/script/word-template.docx
@@ -847,7 +847,7 @@
     <w:semiHidden/>
     <w:unhideWhenUsed/>
     <w:qFormat/>
-    <w:rsid w:val="00A10FD9"/>
+    <w:rsid w:val="00354E4F"/>
     <w:pPr>
       <w:keepNext/>
       <w:keepLines/>
@@ -855,9 +855,9 @@
       <w:outlineLvl w:val="1"/>
     </w:pPr>
     <w:rPr>
-      <w:rFonts w:asciiTheme="majorHAnsi" w:eastAsiaTheme="majorEastAsia" w:hAnsiTheme="majorHAnsi" w:cstheme="majorBidi"/>
-      <w:color w:val="0F4761" w:themeColor="accent1" w:themeShade="BF"/>
-      <w:sz w:val="32"/>
+      <w:rFonts w:eastAsiaTheme="majorEastAsia" w:cstheme="majorBidi"/>
+      <w:b/>
+      <w:i/>
       <w:szCs w:val="32"/>
     </w:rPr>
   </w:style>
@@ -1063,9 +1063,13 @@
     <w:name w:val="Compact"/>
     <w:basedOn w:val="BodyText"/>
     <w:qFormat/>
+    <w:rsid w:val="00D87B9D"/>
     <w:pPr>
       <w:spacing w:before="36" w:after="36"/>
     </w:pPr>
+    <w:rPr>
+      <w:sz w:val="20"/>
+    </w:rPr>
   </w:style>
   <w:style w:type="paragraph" w:styleId="Title">
     <w:name w:val="Title"/>
@@ -1164,6 +1168,7 @@
     <w:basedOn w:val="Normal"/>
     <w:next w:val="Abstract"/>
     <w:qFormat/>
+    <w:rsid w:val="00D87B9D"/>
     <w:pPr>
       <w:keepNext/>
       <w:keepLines/>
@@ -1172,7 +1177,6 @@
     </w:pPr>
     <w:rPr>
       <w:b/>
-      <w:color w:val="345A8A"/>
       <w:sz w:val="20"/>
       <w:szCs w:val="20"/>
     </w:rPr>
@@ -1215,11 +1219,12 @@
     <w:link w:val="Heading2"/>
     <w:uiPriority w:val="9"/>
     <w:semiHidden/>
-    <w:rsid w:val="00A10FD9"/>
-    <w:rPr>
-      <w:rFonts w:asciiTheme="majorHAnsi" w:eastAsiaTheme="majorEastAsia" w:hAnsiTheme="majorHAnsi" w:cstheme="majorBidi"/>
-      <w:color w:val="0F4761" w:themeColor="accent1" w:themeShade="BF"/>
-      <w:sz w:val="32"/>
+    <w:rsid w:val="00354E4F"/>
+    <w:rPr>
+      <w:rFonts w:ascii="Arial" w:eastAsiaTheme="majorEastAsia" w:hAnsi="Arial" w:cstheme="majorBidi"/>
+      <w:b/>
+      <w:i/>
+      <w:sz w:val="22"/>
       <w:szCs w:val="32"/>
     </w:rPr>
   </w:style>

--- a/script/word-template.docx
+++ b/script/word-template.docx
@@ -24,6 +24,11 @@
       <w:r>
         <w:t xml:space="preserve"> v2026-06-02</w:t>
       </w:r>
+    </w:p>
+    <w:p>
+      <w:pPr>
+        <w:pStyle w:val="FirstParagraph"/>
+      </w:pPr>
       <w:r>
         <w:br/>
       </w:r>
@@ -37,6 +42,11 @@
       <w:r>
         <w:t xml:space="preserve"> Sweet Potato</w:t>
       </w:r>
+    </w:p>
+    <w:p>
+      <w:pPr>
+        <w:pStyle w:val="FirstParagraph"/>
+      </w:pPr>
       <w:r>
         <w:br/>
       </w:r>
@@ -60,6 +70,11 @@
       <w:r>
         <w:t xml:space="preserve"> (L.) Lam.</w:t>
       </w:r>
+    </w:p>
+    <w:p>
+      <w:pPr>
+        <w:pStyle w:val="FirstParagraph"/>
+      </w:pPr>
       <w:r>
         <w:br/>
       </w:r>
@@ -73,6 +88,11 @@
       <w:r>
         <w:t xml:space="preserve"> Gonzaga Madroba (Researcher), Gervancio Covele (Researcher), Reuben Ssali (Researcher), Thiago Mendes (Researcher), Almendra Cremaschi (DataCurator), Marie-Angélique Laporte (DataManager), Kauê de Sousa (Editor)</w:t>
       </w:r>
+    </w:p>
+    <w:p>
+      <w:pPr>
+        <w:pStyle w:val="FirstParagraph"/>
+      </w:pPr>
       <w:r>
         <w:br/>
       </w:r>
@@ -86,6 +106,11 @@
       <w:r>
         <w:t xml:space="preserve"> International Potato Center, Bioversity International</w:t>
       </w:r>
+    </w:p>
+    <w:p>
+      <w:pPr>
+        <w:pStyle w:val="FirstParagraph"/>
+      </w:pPr>
       <w:r>
         <w:br/>
       </w:r>
@@ -99,6 +124,11 @@
       <w:r>
         <w:t xml:space="preserve"> Plant establishment, Virus symptoms, Vigor, Drought tolerance, Pests and Diseases, Yield, Commercial yield, Root size, Root shape, Root skin color, Weevil resistance, Millipede resistance, Marketability, Overall preference, Overall vs Local, Taste, Texture after cooking</w:t>
       </w:r>
+    </w:p>
+    <w:p>
+      <w:pPr>
+        <w:pStyle w:val="FirstParagraph"/>
+      </w:pPr>
       <w:r>
         <w:br/>
       </w:r>
@@ -1057,7 +1087,10 @@
     <w:basedOn w:val="BodyText"/>
     <w:next w:val="BodyText"/>
     <w:qFormat/>
-    <w:rsid w:val="00915ED4"/>
+    <w:rsid w:val="0009161B"/>
+    <w:pPr>
+      <w:spacing w:before="120" w:after="120"/>
+    </w:pPr>
   </w:style>
   <w:style w:type="paragraph" w:customStyle="1" w:styleId="Compact">
     <w:name w:val="Compact"/>
@@ -1078,11 +1111,10 @@
     <w:link w:val="TitleChar"/>
     <w:uiPriority w:val="10"/>
     <w:qFormat/>
-    <w:rsid w:val="00915ED4"/>
+    <w:rsid w:val="00295248"/>
     <w:pPr>
       <w:spacing w:after="80"/>
       <w:contextualSpacing/>
-      <w:jc w:val="center"/>
     </w:pPr>
     <w:rPr>
       <w:rFonts w:eastAsiaTheme="majorEastAsia" w:cstheme="majorBidi"/>
@@ -1098,7 +1130,7 @@
     <w:basedOn w:val="DefaultParagraphFont"/>
     <w:link w:val="Title"/>
     <w:uiPriority w:val="10"/>
-    <w:rsid w:val="00915ED4"/>
+    <w:rsid w:val="00295248"/>
     <w:rPr>
       <w:rFonts w:ascii="Arial" w:eastAsiaTheme="majorEastAsia" w:hAnsi="Arial" w:cstheme="majorBidi"/>
       <w:b/>
